--- a/docs/03-database-design.docx
+++ b/docs/03-database-design.docx
@@ -638,6 +638,178 @@
       </w:r>
       <w:r>
         <w:t>). Never assume consent carries over from earlier in a conversation.</w:t>
+      </w:r>
+    </w:p>
+    <w:p>
+      <w:r>
+        <w:rPr>
+          <w:b/>
+        </w:rPr>
+        <w:t>Known seed-data gap — 2FA-locked demo accounts</w:t>
+      </w:r>
+      <w:r>
+        <w:t xml:space="preserve">: </w:t>
+      </w:r>
+      <w:r>
+        <w:rPr>
+          <w:rFonts w:ascii="Consolas" w:hAnsi="Consolas"/>
+          <w:sz w:val="20"/>
+        </w:rPr>
+        <w:t>seed.ts</w:t>
+      </w:r>
+      <w:r>
+        <w:t xml:space="preserve"> sets </w:t>
+      </w:r>
+      <w:r>
+        <w:rPr>
+          <w:rFonts w:ascii="Consolas" w:hAnsi="Consolas"/>
+          <w:sz w:val="20"/>
+        </w:rPr>
+        <w:t>twoFactorEnabled: true</w:t>
+      </w:r>
+      <w:r>
+        <w:t xml:space="preserve"> for </w:t>
+      </w:r>
+      <w:r>
+        <w:rPr>
+          <w:rFonts w:ascii="Consolas" w:hAnsi="Consolas"/>
+          <w:sz w:val="20"/>
+        </w:rPr>
+        <w:t>chris@chrispa.ug</w:t>
+      </w:r>
+      <w:r>
+        <w:t xml:space="preserve">, </w:t>
+      </w:r>
+      <w:r>
+        <w:rPr>
+          <w:rFonts w:ascii="Consolas" w:hAnsi="Consolas"/>
+          <w:sz w:val="20"/>
+        </w:rPr>
+        <w:t>patricia@chrispa.ug</w:t>
+      </w:r>
+      <w:r>
+        <w:t xml:space="preserve">, and </w:t>
+      </w:r>
+      <w:r>
+        <w:rPr>
+          <w:rFonts w:ascii="Consolas" w:hAnsi="Consolas"/>
+          <w:sz w:val="20"/>
+        </w:rPr>
+        <w:t>grace@chrispa.ug</w:t>
+      </w:r>
+      <w:r>
+        <w:t xml:space="preserve"> but never seeds a matching </w:t>
+      </w:r>
+      <w:r>
+        <w:rPr>
+          <w:rFonts w:ascii="Consolas" w:hAnsi="Consolas"/>
+          <w:sz w:val="20"/>
+        </w:rPr>
+        <w:t>twoFactorSecret</w:t>
+      </w:r>
+      <w:r>
+        <w:t xml:space="preserve">, which — per </w:t>
+      </w:r>
+      <w:hyperlink r:id="rId9">
+        <w:r>
+          <w:rPr>
+            <w:color w:val="0563C1"/>
+            <w:u w:val="single"/>
+          </w:rPr>
+          <w:t xml:space="preserve">`07-authentication-and-authorization.md`</w:t>
+        </w:r>
+      </w:hyperlink>
+      <w:r>
+        <w:t xml:space="preserve"> — permanently locks those three accounts out of login with no self-service or admin-side recovery path. A </w:t>
+      </w:r>
+      <w:r>
+        <w:rPr>
+          <w:b/>
+        </w:rPr>
+        <w:t>fresh</w:t>
+      </w:r>
+      <w:r>
+        <w:t xml:space="preserve"> seed (e.g. after </w:t>
+      </w:r>
+      <w:r>
+        <w:rPr>
+          <w:rFonts w:ascii="Consolas" w:hAnsi="Consolas"/>
+          <w:sz w:val="20"/>
+        </w:rPr>
+        <w:t>prisma migrate reset &amp;&amp; npm run db:seed</w:t>
+      </w:r>
+      <w:r>
+        <w:t xml:space="preserve">) reproduces this lockout on any machine, local or production; it's not a production-specific issue, it's just easy to miss locally if an already-diverged </w:t>
+      </w:r>
+      <w:r>
+        <w:rPr>
+          <w:rFonts w:ascii="Consolas" w:hAnsi="Consolas"/>
+          <w:sz w:val="20"/>
+        </w:rPr>
+        <w:t>chris</w:t>
+      </w:r>
+      <w:r>
+        <w:t xml:space="preserve"> row from before the </w:t>
+      </w:r>
+      <w:r>
+        <w:rPr>
+          <w:rFonts w:ascii="Consolas" w:hAnsi="Consolas"/>
+          <w:sz w:val="20"/>
+        </w:rPr>
+        <w:t>twoFactorEnabled: true</w:t>
+      </w:r>
+      <w:r>
+        <w:t xml:space="preserve"> change happens to already exist (</w:t>
+      </w:r>
+      <w:r>
+        <w:rPr>
+          <w:rFonts w:ascii="Consolas" w:hAnsi="Consolas"/>
+          <w:sz w:val="20"/>
+        </w:rPr>
+        <w:t>upsert</w:t>
+      </w:r>
+      <w:r>
+        <w:t xml:space="preserve"> won't touch it). The production database's three accounts were unlocked via a one-off bootstrap script — see that section for the pattern — but </w:t>
+      </w:r>
+      <w:r>
+        <w:rPr>
+          <w:rFonts w:ascii="Consolas" w:hAnsi="Consolas"/>
+          <w:sz w:val="20"/>
+        </w:rPr>
+        <w:t>seed.ts</w:t>
+      </w:r>
+      <w:r>
+        <w:t xml:space="preserve"> itself still produces this locked state as-is; fixing it at the source (seeding a real secret, or defaulting these three to </w:t>
+      </w:r>
+      <w:r>
+        <w:rPr>
+          <w:rFonts w:ascii="Consolas" w:hAnsi="Consolas"/>
+          <w:sz w:val="20"/>
+        </w:rPr>
+        <w:t>twoFactorEnabled: false</w:t>
+      </w:r>
+      <w:r>
+        <w:t xml:space="preserve"> like </w:t>
+      </w:r>
+      <w:r>
+        <w:rPr>
+          <w:rFonts w:ascii="Consolas" w:hAnsi="Consolas"/>
+          <w:sz w:val="20"/>
+        </w:rPr>
+        <w:t>dennis</w:t>
+      </w:r>
+      <w:r>
+        <w:t>/</w:t>
+      </w:r>
+      <w:r>
+        <w:rPr>
+          <w:rFonts w:ascii="Consolas" w:hAnsi="Consolas"/>
+          <w:sz w:val="20"/>
+        </w:rPr>
+        <w:t>brenda</w:t>
+      </w:r>
+      <w:r>
+        <w:t>) has not been done.</w:t>
       </w:r>
     </w:p>
     <w:p>
@@ -3059,7 +3231,7 @@
       <w:r>
         <w:t xml:space="preserve"> There is no scheduled backup job, no restore procedure, and no tested restore drill — see </w:t>
       </w:r>
-      <w:hyperlink r:id="rId9">
+      <w:hyperlink r:id="rId10">
         <w:r>
           <w:rPr>
             <w:color w:val="0563C1"/>
@@ -3100,7 +3272,7 @@
       <w:r>
         <w:t xml:space="preserve"> No connection-count, disk-usage, slow-query, or replication monitoring exists — see </w:t>
       </w:r>
-      <w:hyperlink r:id="rId10">
+      <w:hyperlink r:id="rId11">
         <w:r>
           <w:rPr>
             <w:color w:val="0563C1"/>

--- a/docs/03-database-design.docx
+++ b/docs/03-database-design.docx
@@ -32,7 +32,31 @@
         <w:t>docs/SRS.md</w:t>
       </w:r>
       <w:r>
-        <w:t xml:space="preserve"> §9 for the data-model narrative tied to FR-IDs).</w:t>
+        <w:t xml:space="preserve"> §9 for the data-model narrative tied to FR-IDs, and </w:t>
+      </w:r>
+      <w:hyperlink r:id="rId9">
+        <w:r>
+          <w:rPr>
+            <w:color w:val="0563C1"/>
+            <w:u w:val="single"/>
+          </w:rPr>
+          <w:t xml:space="preserve">`22-entity-relationship-diagram.md`</w:t>
+        </w:r>
+      </w:hyperlink>
+      <w:r>
+        <w:t xml:space="preserve">/ </w:t>
+      </w:r>
+      <w:hyperlink r:id="rId10">
+        <w:r>
+          <w:rPr>
+            <w:color w:val="0563C1"/>
+            <w:u w:val="single"/>
+          </w:rPr>
+          <w:t xml:space="preserve">`23-data-dictionary.md`</w:t>
+        </w:r>
+      </w:hyperlink>
+      <w:r>
+        <w:t xml:space="preserve"> for the full relationship table and field-by-field reference this document deliberately doesn't grow to contain).</w:t>
       </w:r>
     </w:p>
     <w:p>
@@ -710,7 +734,7 @@
       <w:r>
         <w:t xml:space="preserve">, which — per </w:t>
       </w:r>
-      <w:hyperlink r:id="rId9">
+      <w:hyperlink r:id="rId11">
         <w:r>
           <w:rPr>
             <w:color w:val="0563C1"/>
@@ -810,6 +834,107 @@
       </w:r>
       <w:r>
         <w:t>) has not been done.</w:t>
+      </w:r>
+    </w:p>
+    <w:p>
+      <w:r>
+        <w:rPr>
+          <w:rFonts w:ascii="Consolas" w:hAnsi="Consolas"/>
+          <w:b/>
+          <w:sz w:val="20"/>
+        </w:rPr>
+        <w:t>User.suspendedAt</w:t>
+      </w:r>
+      <w:r>
+        <w:rPr>
+          <w:b/>
+        </w:rPr>
+        <w:t>/</w:t>
+      </w:r>
+      <w:r>
+        <w:rPr>
+          <w:rFonts w:ascii="Consolas" w:hAnsi="Consolas"/>
+          <w:b/>
+          <w:sz w:val="20"/>
+        </w:rPr>
+        <w:t>suspensionReason</w:t>
+      </w:r>
+      <w:r>
+        <w:t xml:space="preserve"> (added this session, commit </w:t>
+      </w:r>
+      <w:r>
+        <w:rPr>
+          <w:rFonts w:ascii="Consolas" w:hAnsi="Consolas"/>
+          <w:sz w:val="20"/>
+        </w:rPr>
+        <w:t>3b5fc6a</w:t>
+      </w:r>
+      <w:r>
+        <w:t xml:space="preserve">): a reversible, admin-triggered account hold, distinct from the existing terminal </w:t>
+      </w:r>
+      <w:r>
+        <w:rPr>
+          <w:rFonts w:ascii="Consolas" w:hAnsi="Consolas"/>
+          <w:sz w:val="20"/>
+        </w:rPr>
+        <w:t>deletedAt</w:t>
+      </w:r>
+      <w:r>
+        <w:t xml:space="preserve"> — see </w:t>
+      </w:r>
+      <w:hyperlink r:id="rId11">
+        <w:r>
+          <w:rPr>
+            <w:color w:val="0563C1"/>
+            <w:u w:val="single"/>
+          </w:rPr>
+          <w:t xml:space="preserve">`07-authentication-and-authorization.md`</w:t>
+        </w:r>
+      </w:hyperlink>
+      <w:r>
+        <w:t xml:space="preserve"> for the full feature and </w:t>
+      </w:r>
+      <w:hyperlink r:id="rId9">
+        <w:r>
+          <w:rPr>
+            <w:color w:val="0563C1"/>
+            <w:u w:val="single"/>
+          </w:rPr>
+          <w:t xml:space="preserve">`22-entity-relationship-diagram.md`</w:t>
+        </w:r>
+      </w:hyperlink>
+      <w:r>
+        <w:t xml:space="preserve"> for exactly how it and </w:t>
+      </w:r>
+      <w:r>
+        <w:rPr>
+          <w:rFonts w:ascii="Consolas" w:hAnsi="Consolas"/>
+          <w:sz w:val="20"/>
+        </w:rPr>
+        <w:t>deletedAt</w:t>
+      </w:r>
+      <w:r>
+        <w:t xml:space="preserve"> interact with </w:t>
+      </w:r>
+      <w:r>
+        <w:rPr>
+          <w:rFonts w:ascii="Consolas" w:hAnsi="Consolas"/>
+          <w:sz w:val="20"/>
+        </w:rPr>
+        <w:t>AuthService.completeLogin()</w:t>
+      </w:r>
+      <w:r>
+        <w:t>/</w:t>
+      </w:r>
+      <w:r>
+        <w:rPr>
+          <w:rFonts w:ascii="Consolas" w:hAnsi="Consolas"/>
+          <w:sz w:val="20"/>
+        </w:rPr>
+        <w:t>refresh()</w:t>
+      </w:r>
+      <w:r>
+        <w:t>.</w:t>
       </w:r>
     </w:p>
     <w:p>
@@ -3231,7 +3356,7 @@
       <w:r>
         <w:t xml:space="preserve"> There is no scheduled backup job, no restore procedure, and no tested restore drill — see </w:t>
       </w:r>
-      <w:hyperlink r:id="rId10">
+      <w:hyperlink r:id="rId12">
         <w:r>
           <w:rPr>
             <w:color w:val="0563C1"/>
@@ -3272,7 +3397,7 @@
       <w:r>
         <w:t xml:space="preserve"> No connection-count, disk-usage, slow-query, or replication monitoring exists — see </w:t>
       </w:r>
-      <w:hyperlink r:id="rId11">
+      <w:hyperlink r:id="rId13">
         <w:r>
           <w:rPr>
             <w:color w:val="0563C1"/>

--- a/docs/03-database-design.docx
+++ b/docs/03-database-design.docx
@@ -935,6 +935,83 @@
       </w:r>
       <w:r>
         <w:t>.</w:t>
+      </w:r>
+    </w:p>
+    <w:p>
+      <w:r>
+        <w:rPr>
+          <w:rFonts w:ascii="Consolas" w:hAnsi="Consolas"/>
+          <w:b/>
+          <w:sz w:val="20"/>
+        </w:rPr>
+        <w:t>UserRole.DRIVER</w:t>
+      </w:r>
+      <w:r>
+        <w:t xml:space="preserve"> (added this session, commit </w:t>
+      </w:r>
+      <w:r>
+        <w:rPr>
+          <w:rFonts w:ascii="Consolas" w:hAnsi="Consolas"/>
+          <w:sz w:val="20"/>
+        </w:rPr>
+        <w:t>75b7cff</w:t>
+      </w:r>
+      <w:r>
+        <w:t xml:space="preserve"> — Driver App, per user request, not in the original SRS): a staff login like any other (created via the same HR employee-login flow, now including </w:t>
+      </w:r>
+      <w:r>
+        <w:rPr>
+          <w:rFonts w:ascii="Consolas" w:hAnsi="Consolas"/>
+          <w:sz w:val="20"/>
+        </w:rPr>
+        <w:t>DRIVER</w:t>
+      </w:r>
+      <w:r>
+        <w:t xml:space="preserve"> in </w:t>
+      </w:r>
+      <w:r>
+        <w:rPr>
+          <w:rFonts w:ascii="Consolas" w:hAnsi="Consolas"/>
+          <w:sz w:val="20"/>
+        </w:rPr>
+        <w:t>STAFF_ROLES</w:t>
+      </w:r>
+      <w:r>
+        <w:t xml:space="preserve">), scoped to their own assigned </w:t>
+      </w:r>
+      <w:r>
+        <w:rPr>
+          <w:rFonts w:ascii="Consolas" w:hAnsi="Consolas"/>
+          <w:sz w:val="20"/>
+        </w:rPr>
+        <w:t>Delivery</w:t>
+      </w:r>
+      <w:r>
+        <w:t xml:space="preserve"> rows only. See </w:t>
+      </w:r>
+      <w:hyperlink r:id="rId11">
+        <w:r>
+          <w:rPr>
+            <w:color w:val="0563C1"/>
+            <w:u w:val="single"/>
+          </w:rPr>
+          <w:t xml:space="preserve">`07-authentication-and-authorization.md`</w:t>
+        </w:r>
+      </w:hyperlink>
+      <w:r>
+        <w:t xml:space="preserve"> for the RBAC boundary and </w:t>
+      </w:r>
+      <w:hyperlink r:id="rId12">
+        <w:r>
+          <w:rPr>
+            <w:color w:val="0563C1"/>
+            <w:u w:val="single"/>
+          </w:rPr>
+          <w:t xml:space="preserve">`16-user-and-administrator-procedures.md`</w:t>
+        </w:r>
+      </w:hyperlink>
+      <w:r>
+        <w:t xml:space="preserve"> for how an admin assigns a driver and how a driver works a delivery.</w:t>
       </w:r>
     </w:p>
     <w:p>
@@ -1343,6 +1420,79 @@
             </w:r>
             <w:r>
               <w:t>)</w:t>
+            </w:r>
+          </w:p>
+        </w:tc>
+      </w:tr>
+      <w:tr>
+        <w:tc>
+          <w:tcPr>
+            <w:tcW w:type="dxa" w:w="4320"/>
+          </w:tcPr>
+          <w:p>
+            <w:r>
+              <w:t>Delivery (Driver App)</w:t>
+            </w:r>
+          </w:p>
+        </w:tc>
+        <w:tc>
+          <w:tcPr>
+            <w:tcW w:type="dxa" w:w="4320"/>
+          </w:tcPr>
+          <w:p>
+            <w:r>
+              <w:rPr>
+                <w:rFonts w:ascii="Consolas" w:hAnsi="Consolas"/>
+                <w:sz w:val="20"/>
+              </w:rPr>
+              <w:t>Delivery</w:t>
+            </w:r>
+            <w:r>
+              <w:t xml:space="preserve"> — 1:1 with </w:t>
+            </w:r>
+            <w:r>
+              <w:rPr>
+                <w:rFonts w:ascii="Consolas" w:hAnsi="Consolas"/>
+                <w:sz w:val="20"/>
+              </w:rPr>
+              <w:t>Order</w:t>
+            </w:r>
+            <w:r>
+              <w:t xml:space="preserve">, driver assignment + GPS pickup/delivery tracking, not in the original SRS (per user request, see </w:t>
+            </w:r>
+            <w:hyperlink r:id="rId11">
+              <w:r>
+                <w:rPr>
+                  <w:color w:val="0563C1"/>
+                  <w:u w:val="single"/>
+                </w:rPr>
+                <w:t xml:space="preserve">`07-authentication-and-authorization.md`</w:t>
+              </w:r>
+            </w:hyperlink>
+            <w:r>
+              <w:t xml:space="preserve"> for the new </w:t>
+            </w:r>
+            <w:r>
+              <w:rPr>
+                <w:rFonts w:ascii="Consolas" w:hAnsi="Consolas"/>
+                <w:sz w:val="20"/>
+              </w:rPr>
+              <w:t>DRIVER</w:t>
+            </w:r>
+            <w:r>
+              <w:t xml:space="preserve"> role and </w:t>
+            </w:r>
+            <w:hyperlink r:id="rId12">
+              <w:r>
+                <w:rPr>
+                  <w:color w:val="0563C1"/>
+                  <w:u w:val="single"/>
+                </w:rPr>
+                <w:t xml:space="preserve">`16-user-and-administrator-procedures.md`</w:t>
+              </w:r>
+            </w:hyperlink>
+            <w:r>
+              <w:t xml:space="preserve"> for how it's used)</w:t>
             </w:r>
           </w:p>
         </w:tc>
@@ -3356,7 +3506,7 @@
       <w:r>
         <w:t xml:space="preserve"> There is no scheduled backup job, no restore procedure, and no tested restore drill — see </w:t>
       </w:r>
-      <w:hyperlink r:id="rId12">
+      <w:hyperlink r:id="rId13">
         <w:r>
           <w:rPr>
             <w:color w:val="0563C1"/>
@@ -3397,7 +3547,7 @@
       <w:r>
         <w:t xml:space="preserve"> No connection-count, disk-usage, slow-query, or replication monitoring exists — see </w:t>
       </w:r>
-      <w:hyperlink r:id="rId13">
+      <w:hyperlink r:id="rId14">
         <w:r>
           <w:rPr>
             <w:color w:val="0563C1"/>

--- a/docs/03-database-design.docx
+++ b/docs/03-database-design.docx
@@ -1458,7 +1458,27 @@
               <w:t>Order</w:t>
             </w:r>
             <w:r>
-              <w:t xml:space="preserve">, driver assignment + GPS pickup/delivery tracking, not in the original SRS (per user request, see </w:t>
+              <w:t xml:space="preserve">, driver assignment + GPS pickup/delivery tracking + </w:t>
+            </w:r>
+            <w:r>
+              <w:rPr>
+                <w:rFonts w:ascii="Consolas" w:hAnsi="Consolas"/>
+                <w:sz w:val="20"/>
+              </w:rPr>
+              <w:t>priority</w:t>
+            </w:r>
+            <w:r>
+              <w:t xml:space="preserve"> (commit </w:t>
+            </w:r>
+            <w:r>
+              <w:rPr>
+                <w:rFonts w:ascii="Consolas" w:hAnsi="Consolas"/>
+                <w:sz w:val="20"/>
+              </w:rPr>
+              <w:t>445a258</w:t>
+            </w:r>
+            <w:r>
+              <w:t xml:space="preserve">), not in the original SRS (per user request, see </w:t>
             </w:r>
             <w:hyperlink r:id="rId11">
               <w:r>
@@ -1492,7 +1512,37 @@
               </w:r>
             </w:hyperlink>
             <w:r>
-              <w:t xml:space="preserve"> for how it's used)</w:t>
+              <w:t xml:space="preserve"> for how it's used). </w:t>
+            </w:r>
+            <w:r>
+              <w:rPr>
+                <w:rFonts w:ascii="Consolas" w:hAnsi="Consolas"/>
+                <w:sz w:val="20"/>
+              </w:rPr>
+              <w:t>User.driverStatus</w:t>
+            </w:r>
+            <w:r>
+              <w:t xml:space="preserve"> (self-reported availability, commit </w:t>
+            </w:r>
+            <w:r>
+              <w:rPr>
+                <w:rFonts w:ascii="Consolas" w:hAnsi="Consolas"/>
+                <w:sz w:val="20"/>
+              </w:rPr>
+              <w:t>445a258</w:t>
+            </w:r>
+            <w:r>
+              <w:t xml:space="preserve">) lives on </w:t>
+            </w:r>
+            <w:r>
+              <w:rPr>
+                <w:rFonts w:ascii="Consolas" w:hAnsi="Consolas"/>
+                <w:sz w:val="20"/>
+              </w:rPr>
+              <w:t>User</w:t>
+            </w:r>
+            <w:r>
+              <w:t xml:space="preserve"> itself, not this table</w:t>
             </w:r>
           </w:p>
         </w:tc>

--- a/docs/03-database-design.docx
+++ b/docs/03-database-design.docx
@@ -1458,7 +1458,19 @@
               <w:t>Order</w:t>
             </w:r>
             <w:r>
-              <w:t xml:space="preserve">, driver assignment + GPS pickup/delivery tracking + </w:t>
+              <w:t xml:space="preserve">, driver assignment + GPS pickup/delivery tracking (each snapshotted with a reverse-geocoded place name, added this session — see </w:t>
+            </w:r>
+            <w:hyperlink r:id="rId10">
+              <w:r>
+                <w:rPr>
+                  <w:color w:val="0563C1"/>
+                  <w:u w:val="single"/>
+                </w:rPr>
+                <w:t xml:space="preserve">`23-data-dictionary.md`</w:t>
+              </w:r>
+            </w:hyperlink>
+            <w:r>
+              <w:t xml:space="preserve">) + </w:t>
             </w:r>
             <w:r>
               <w:rPr>

--- a/docs/03-database-design.docx
+++ b/docs/03-database-design.docx
@@ -1359,7 +1359,17 @@
               <w:t>deliveryConfirmedAt</w:t>
             </w:r>
             <w:r>
-              <w:t xml:space="preserve">), </w:t>
+              <w:t xml:space="preserve">, </w:t>
+            </w:r>
+            <w:r>
+              <w:rPr>
+                <w:rFonts w:ascii="Consolas" w:hAnsi="Consolas"/>
+                <w:sz w:val="20"/>
+              </w:rPr>
+              <w:t>shippingZoneName</w:t>
+            </w:r>
+            <w:r>
+              <w:t xml:space="preserve"> — added this session, see below), </w:t>
             </w:r>
             <w:r>
               <w:rPr>
@@ -1420,6 +1430,99 @@
             </w:r>
             <w:r>
               <w:t>)</w:t>
+            </w:r>
+          </w:p>
+        </w:tc>
+      </w:tr>
+      <w:tr>
+        <w:tc>
+          <w:tcPr>
+            <w:tcW w:type="dxa" w:w="4320"/>
+          </w:tcPr>
+          <w:p>
+            <w:r>
+              <w:t>Shipping pricing</w:t>
+            </w:r>
+          </w:p>
+        </w:tc>
+        <w:tc>
+          <w:tcPr>
+            <w:tcW w:type="dxa" w:w="4320"/>
+          </w:tcPr>
+          <w:p>
+            <w:r>
+              <w:rPr>
+                <w:rFonts w:ascii="Consolas" w:hAnsi="Consolas"/>
+                <w:sz w:val="20"/>
+              </w:rPr>
+              <w:t>ShippingZone</w:t>
+            </w:r>
+            <w:r>
+              <w:t xml:space="preserve"> — added this session (per user decision, not in the original SRS): admin-managed towns-to-fee mapping, one fee per </w:t>
+            </w:r>
+            <w:r>
+              <w:rPr>
+                <w:rFonts w:ascii="Consolas" w:hAnsi="Consolas"/>
+                <w:sz w:val="20"/>
+              </w:rPr>
+              <w:t>DeliveryMethod</w:t>
+            </w:r>
+            <w:r>
+              <w:t xml:space="preserve">, replacing the old flat per-method fee table. </w:t>
+            </w:r>
+            <w:r>
+              <w:rPr>
+                <w:rFonts w:ascii="Consolas" w:hAnsi="Consolas"/>
+                <w:sz w:val="20"/>
+              </w:rPr>
+              <w:t>CheckoutService</w:t>
+            </w:r>
+            <w:r>
+              <w:t xml:space="preserve"> matches the order's destination city against a zone's </w:t>
+            </w:r>
+            <w:r>
+              <w:rPr>
+                <w:rFonts w:ascii="Consolas" w:hAnsi="Consolas"/>
+                <w:sz w:val="20"/>
+              </w:rPr>
+              <w:t>towns</w:t>
+            </w:r>
+            <w:r>
+              <w:t xml:space="preserve"> and charges that zone's fee for the chosen method, falling back to whichever zone has </w:t>
+            </w:r>
+            <w:r>
+              <w:rPr>
+                <w:rFonts w:ascii="Consolas" w:hAnsi="Consolas"/>
+                <w:sz w:val="20"/>
+              </w:rPr>
+              <w:t>isDefault: true</w:t>
+            </w:r>
+            <w:r>
+              <w:t xml:space="preserve"> (seeded as "Rest of Uganda") when nothing matches — see </w:t>
+            </w:r>
+            <w:hyperlink r:id="rId12">
+              <w:r>
+                <w:rPr>
+                  <w:color w:val="0563C1"/>
+                  <w:u w:val="single"/>
+                </w:rPr>
+                <w:t xml:space="preserve">`16-user-and-administrator-procedures.md`</w:t>
+              </w:r>
+            </w:hyperlink>
+            <w:r>
+              <w:t xml:space="preserve"> for how an admin edits zones/rates and </w:t>
+            </w:r>
+            <w:hyperlink r:id="rId10">
+              <w:r>
+                <w:rPr>
+                  <w:color w:val="0563C1"/>
+                  <w:u w:val="single"/>
+                </w:rPr>
+                <w:t xml:space="preserve">`23-data-dictionary.md`</w:t>
+              </w:r>
+            </w:hyperlink>
+            <w:r>
+              <w:t xml:space="preserve"> for the full field list</w:t>
             </w:r>
           </w:p>
         </w:tc>

--- a/docs/03-database-design.docx
+++ b/docs/03-database-design.docx
@@ -1498,7 +1498,17 @@
               <w:t>isDefault: true</w:t>
             </w:r>
             <w:r>
-              <w:t xml:space="preserve"> (seeded as "Rest of Uganda") when nothing matches — see </w:t>
+              <w:t xml:space="preserve"> (seeded as "Rest of Uganda") when nothing matches. Seeded with 7 zones, priced by rough real-world distance from the Kampala warehouse (per explicit user correction — Central/Eastern/Western/Northern/Southern must each price differently, not share one flat "upcountry" rate): Kampala Metro, Central Uganda (Rest), Eastern, Southern, Western, Northern (farthest — no Same-day offered, </w:t>
+            </w:r>
+            <w:r>
+              <w:rPr>
+                <w:rFonts w:ascii="Consolas" w:hAnsi="Consolas"/>
+                <w:sz w:val="20"/>
+              </w:rPr>
+              <w:t>null</w:t>
+            </w:r>
+            <w:r>
+              <w:t xml:space="preserve">), and the "Rest of Uganda" fallback — see </w:t>
             </w:r>
             <w:hyperlink r:id="rId12">
               <w:r>
